--- a/examples/datasets/doc/README.docx
+++ b/examples/datasets/doc/README.docx
@@ -2,7 +2,7 @@
 <file path=word/document.xml><?xml version="1.0" encoding="utf-8"?>
 <w:document xmlns:w="http://schemas.openxmlformats.org/wordprocessingml/2006/main" xmlns:m="http://schemas.openxmlformats.org/officeDocument/2006/math" xmlns:r="http://schemas.openxmlformats.org/officeDocument/2006/relationships" xmlns:o="urn:schemas-microsoft-com:office:office" xmlns:v="urn:schemas-microsoft-com:vml" xmlns:w10="urn:schemas-microsoft-com:office:word" xmlns:a="http://schemas.openxmlformats.org/drawingml/2006/main" xmlns:pic="http://schemas.openxmlformats.org/drawingml/2006/picture" xmlns:wp="http://schemas.openxmlformats.org/drawingml/2006/wordprocessingDrawing">
   <w:body>
-    <w:bookmarkStart w:id="28" w:name="dataset-examples"/>
+    <w:bookmarkStart w:id="17" w:name="dataset-examples"/>
     <w:p>
       <w:pPr>
         <w:pStyle w:val="Heading1"/>
@@ -50,7 +50,7 @@
         <w:t xml:space="preserve">The sequence starts with broad benchmark archives and then moves to domain datasets with their own signal structure and interpretation.</w:t>
       </w:r>
     </w:p>
-    <w:bookmarkStart w:id="23" w:name="benchmark-archives"/>
+    <w:bookmarkStart w:id="12" w:name="benchmark-archives"/>
     <w:p>
       <w:pPr>
         <w:pStyle w:val="Heading2"/>
@@ -75,7 +75,7 @@
           <w:numId w:val="1001"/>
         </w:numPr>
       </w:pPr>
-      <w:hyperlink r:id="rId20">
+      <w:hyperlink r:id="rId9">
         <w:r>
           <w:rPr>
             <w:rStyle w:val="Hyperlink"/>
@@ -98,7 +98,7 @@
           <w:numId w:val="1001"/>
         </w:numPr>
       </w:pPr>
-      <w:hyperlink r:id="rId21">
+      <w:hyperlink r:id="rId10">
         <w:r>
           <w:rPr>
             <w:rStyle w:val="Hyperlink"/>
@@ -121,7 +121,7 @@
           <w:numId w:val="1001"/>
         </w:numPr>
       </w:pPr>
-      <w:hyperlink r:id="rId22">
+      <w:hyperlink r:id="rId11">
         <w:r>
           <w:rPr>
             <w:rStyle w:val="Hyperlink"/>
@@ -136,8 +136,8 @@
         <w:t xml:space="preserve">- UCR Anomaly Archive examples for subsequence-oriented anomaly studies.</w:t>
       </w:r>
     </w:p>
-    <w:bookmarkEnd w:id="23"/>
-    <w:bookmarkStart w:id="27" w:name="domain-collections"/>
+    <w:bookmarkEnd w:id="12"/>
+    <w:bookmarkStart w:id="16" w:name="domain-collections"/>
     <w:p>
       <w:pPr>
         <w:pStyle w:val="Heading2"/>
@@ -162,7 +162,7 @@
           <w:numId w:val="1002"/>
         </w:numPr>
       </w:pPr>
-      <w:hyperlink r:id="rId24">
+      <w:hyperlink r:id="rId13">
         <w:r>
           <w:rPr>
             <w:rStyle w:val="Hyperlink"/>
@@ -185,7 +185,7 @@
           <w:numId w:val="1002"/>
         </w:numPr>
       </w:pPr>
-      <w:hyperlink r:id="rId25">
+      <w:hyperlink r:id="rId14">
         <w:r>
           <w:rPr>
             <w:rStyle w:val="Hyperlink"/>
@@ -208,7 +208,7 @@
           <w:numId w:val="1002"/>
         </w:numPr>
       </w:pPr>
-      <w:hyperlink r:id="rId26">
+      <w:hyperlink r:id="rId15">
         <w:r>
           <w:rPr>
             <w:rStyle w:val="Hyperlink"/>
@@ -223,8 +223,8 @@
         <w:t xml:space="preserve">- GECCO water-quality series for real-world anomaly analysis.</w:t>
       </w:r>
     </w:p>
-    <w:bookmarkEnd w:id="27"/>
-    <w:bookmarkEnd w:id="28"/>
+    <w:bookmarkEnd w:id="16"/>
+    <w:bookmarkEnd w:id="17"/>
     <w:sectPr>
       <w:footnotePr>
         <w:numRestart w:val="eachSect"/>
@@ -455,10 +455,10 @@
   <w:docDefaults>
     <w:rPrDefault>
       <w:rPr>
-        <w:rFonts w:asciiTheme="minorHAnsi" w:cstheme="minorBidi" w:eastAsiaTheme="minorHAnsi" w:hAnsiTheme="minorHAnsi"/>
+        <w:rFonts w:asciiTheme="minorHAnsi" w:cstheme="minorBidi" w:eastAsiaTheme="minorEastAsia" w:hAnsiTheme="minorHAnsi"/>
         <w:sz w:val="24"/>
         <w:szCs w:val="24"/>
-        <w:lang w:bidi="ar-SA" w:eastAsia="en-US" w:val="en-US"/>
+        <w:lang w:bidi="ar-SA" w:eastAsia="zh-CN" w:val="en-US"/>
       </w:rPr>
     </w:rPrDefault>
     <w:pPrDefault>
@@ -999,13 +999,6 @@
       </w:tblCellMar>
     </w:tblPr>
     <w:tblStylePr w:type="firstRow">
-      <w:tblPr>
-        <w:jc w:val="left"/>
-        <w:tblInd w:type="dxa" w:w="0"/>
-      </w:tblPr>
-      <w:trPr>
-        <w:jc w:val="left"/>
-      </w:trPr>
       <w:tcPr>
         <w:tcBorders>
           <w:bottom w:val="single"/>
